--- a/Fase 2/Evidencias Proyecto/Evidencias de documentación/03_Plan_Direccion_del_Proyecto.docx
+++ b/Fase 2/Evidencias Proyecto/Evidencias de documentación/03_Plan_Direccion_del_Proyecto.docx
@@ -497,7 +497,7 @@
                 <w:sz w:val="20"/>
                 <w:szCs w:val="20"/>
               </w:rPr>
-              <w:t>1.0</w:t>
+              <w:t>1.1</w:t>
             </w:r>
           </w:p>
         </w:tc>
@@ -2174,7 +2174,7 @@
           <w:sz w:val="22"/>
           <w:szCs w:val="22"/>
         </w:rPr>
-        <w:t>Toda modificación al alcance, cronograma, costos, arquitectura o reglas de negocio se solicita mediante el formulario del Documento de Control Integrado de Cambios (11). El Jefe de Proyecto evalúa el impacto, el Comité de Control de Cambios (equipo + dueño/a; el docente como consultor) aprueba o rechaza, y luego se actualizan las líneas base y los documentos afectados. Los cambios aprobados al 09-10-2026 se registran como SC-01 a SC-10.</w:t>
+        <w:t>Toda modificación al alcance, cronograma, costos, arquitectura o reglas de negocio se solicita mediante el formulario del Documento de Control Integrado de Cambios (11). El Jefe de Proyecto evalúa el impacto, el Comité de Control de Cambios (equipo + dueño/a; el docente como consultor) aprueba o rechaza, y luego se actualizan las líneas base y los documentos afectados. Al 22-10-2026 los cambios se registran como SC-01 a SC-20 en el documento 11.</w:t>
       </w:r>
     </w:p>
     <w:p>
@@ -2414,7 +2414,7 @@
           <w:sz w:val="22"/>
           <w:szCs w:val="22"/>
         </w:rPr>
-        <w:t>Línea base de alcance: Informe de Definición del Alcance (05), EDT y Diccionario (06) y ERS revisión 04.</w:t>
+        <w:t>Línea base de alcance: Informe de Definición del Alcance (05), EDT y Diccionario (06) y ERS revisión 04.1.</w:t>
       </w:r>
     </w:p>
     <w:p>
@@ -2478,7 +2478,7 @@
           <w:sz w:val="21"/>
           <w:szCs w:val="21"/>
         </w:rPr>
-        <w:t>Semana actual del proyecto: S9 (05-10 al 11-10-2026) de S14. La semana 1 del proyecto es siempre la del 10 al 16 de agosto de 2026.</w:t>
+        <w:t>Semana actual del proyecto: S11 (19-10 al 25-10-2026) de S14. La semana 1 del proyecto es siempre la del 10 al 16 de agosto de 2026.</w:t>
       </w:r>
     </w:p>
     <w:p>

--- a/Fase 2/Evidencias Proyecto/Evidencias de documentación/03_Plan_Direccion_del_Proyecto.docx
+++ b/Fase 2/Evidencias Proyecto/Evidencias de documentación/03_Plan_Direccion_del_Proyecto.docx
@@ -2174,7 +2174,7 @@
           <w:sz w:val="22"/>
           <w:szCs w:val="22"/>
         </w:rPr>
-        <w:t>Toda modificación al alcance, cronograma, costos, arquitectura o reglas de negocio se solicita mediante el formulario del Documento de Control Integrado de Cambios (11). El Jefe de Proyecto evalúa el impacto, el Comité de Control de Cambios (equipo + dueño/a; el docente como consultor) aprueba o rechaza, y luego se actualizan las líneas base y los documentos afectados. Al 22-10-2026 los cambios se registran como SC-01 a SC-20 en el documento 11.</w:t>
+        <w:t>Toda modificación al alcance, cronograma, costos, arquitectura o reglas de negocio se solicita mediante el formulario del Documento de Control Integrado de Cambios (11). El Jefe de Proyecto evalúa el impacto, el Comité de Control de Cambios (equipo + dueño/a; el docente como consultor) aprueba o rechaza, y luego se actualizan las líneas base y los documentos afectados. Al 22-10-2026 los cambios se registran como SC-01 a SC-21 en el documento 11.</w:t>
       </w:r>
     </w:p>
     <w:p>
